--- a/ConsumerWorkplace_v_1.0/Templates/F_4_ТЦ магазини.docx
+++ b/ConsumerWorkplace_v_1.0/Templates/F_4_ТЦ магазини.docx
@@ -229,8 +229,8 @@
             <w:szCs w:val="18"/>
             <w:lang w:val="uk-UA"/>
           </w:rPr>
-          <w:alias w:val="docDateC"/>
-          <w:tag w:val="docDateC"/>
+          <w:alias w:val="docDate"/>
+          <w:tag w:val="docDate"/>
           <w:id w:val="578646345"/>
           <w:placeholder>
             <w:docPart w:val="DefaultPlaceholder_-1854013440"/>
@@ -430,60 +430,7 @@
           <w:szCs w:val="20"/>
           <w:lang w:val="uk-UA"/>
         </w:rPr>
-        <w:t>т</w:t>
-      </w:r>
-      <w:r>
-        <w:rPr>
-          <w:b w:val="0"/>
-          <w:sz w:val="20"/>
-          <w:szCs w:val="20"/>
-          <w:lang w:val="uk-UA"/>
-        </w:rPr>
-        <w:t>а</w:t>
-      </w:r>
-      <w:r>
-        <w:rPr>
-          <w:b w:val="0"/>
-          <w:sz w:val="20"/>
-          <w:szCs w:val="20"/>
-        </w:rPr>
-        <w:t xml:space="preserve"> </w:t>
-      </w:r>
-      <w:sdt>
-        <w:sdtPr>
-          <w:rPr>
-            <w:b w:val="0"/>
-            <w:sz w:val="20"/>
-            <w:szCs w:val="20"/>
-            <w:lang w:val="en-US"/>
-          </w:rPr>
-          <w:alias w:val="fop"/>
-          <w:tag w:val="fop"/>
-          <w:id w:val="-1006445843"/>
-          <w:placeholder>
-            <w:docPart w:val="DefaultPlaceholder_-1854013440"/>
-          </w:placeholder>
-          <w:showingPlcHdr/>
-          <w15:appearance w15:val="tags"/>
-          <w:text/>
-        </w:sdtPr>
-        <w:sdtContent>
-          <w:r>
-            <w:rPr>
-              <w:rStyle w:val="af2"/>
-            </w:rPr>
-            <w:t>Место для ввода текста.</w:t>
-          </w:r>
-        </w:sdtContent>
-      </w:sdt>
-      <w:r>
-        <w:rPr>
-          <w:b w:val="0"/>
-          <w:sz w:val="20"/>
-          <w:szCs w:val="20"/>
-          <w:lang w:val="uk-UA"/>
-        </w:rPr>
-        <w:t xml:space="preserve"> </w:t>
+        <w:t xml:space="preserve">та </w:t>
       </w:r>
       <w:bookmarkStart w:id="1" w:name="_Hlk516488804"/>
       <w:sdt>
@@ -523,33 +470,15 @@
         </w:rPr>
         <w:t xml:space="preserve"> (далі – Користувач),  </w:t>
       </w:r>
-      <w:sdt>
-        <w:sdtPr>
-          <w:rPr>
-            <w:b w:val="0"/>
-            <w:sz w:val="20"/>
-            <w:szCs w:val="20"/>
-            <w:lang w:val="uk-UA"/>
-          </w:rPr>
-          <w:alias w:val="vOsobi"/>
-          <w:tag w:val="vOsobi"/>
-          <w:id w:val="991762625"/>
-          <w:placeholder>
-            <w:docPart w:val="DefaultPlaceholder_-1854013440"/>
-          </w:placeholder>
-          <w:showingPlcHdr/>
-          <w15:appearance w15:val="tags"/>
-          <w:text/>
-        </w:sdtPr>
-        <w:sdtContent>
-          <w:r>
-            <w:rPr>
-              <w:rStyle w:val="af2"/>
-            </w:rPr>
-            <w:t>Место для ввода текста.</w:t>
-          </w:r>
-        </w:sdtContent>
-      </w:sdt>
+      <w:r>
+        <w:rPr>
+          <w:b w:val="0"/>
+          <w:sz w:val="20"/>
+          <w:szCs w:val="20"/>
+          <w:lang w:val="uk-UA"/>
+        </w:rPr>
+        <w:t>в особі</w:t>
+      </w:r>
       <w:r>
         <w:rPr>
           <w:b w:val="0"/>
@@ -567,8 +496,8 @@
             <w:szCs w:val="20"/>
             <w:lang w:val="uk-UA"/>
           </w:rPr>
-          <w:alias w:val="СstPerson"/>
-          <w:tag w:val="СstPerson"/>
+          <w:alias w:val="CstPerson"/>
+          <w:tag w:val="CstPerson"/>
           <w:id w:val="341675621"/>
           <w:placeholder>
             <w:docPart w:val="DefaultPlaceholder_-1854013440"/>
@@ -596,42 +525,17 @@
           <w:szCs w:val="18"/>
           <w:lang w:val="uk-UA"/>
         </w:rPr>
-        <w:t>,</w:t>
-      </w:r>
-      <w:r>
-        <w:rPr>
-          <w:b w:val="0"/>
-          <w:sz w:val="18"/>
-          <w:szCs w:val="18"/>
-        </w:rPr>
-        <w:t xml:space="preserve"> </w:t>
-      </w:r>
-      <w:sdt>
-        <w:sdtPr>
-          <w:rPr>
-            <w:b w:val="0"/>
-            <w:sz w:val="18"/>
-            <w:szCs w:val="18"/>
-          </w:rPr>
-          <w:alias w:val="naPidstavi"/>
-          <w:tag w:val="naPidstavi"/>
-          <w:id w:val="877671591"/>
-          <w:placeholder>
-            <w:docPart w:val="DefaultPlaceholder_-1854013440"/>
-          </w:placeholder>
-          <w:showingPlcHdr/>
-          <w15:appearance w15:val="tags"/>
-          <w:text/>
-        </w:sdtPr>
-        <w:sdtContent>
-          <w:r>
-            <w:rPr>
-              <w:rStyle w:val="af2"/>
-            </w:rPr>
-            <w:t>Место для ввода текста.</w:t>
-          </w:r>
-        </w:sdtContent>
-      </w:sdt>
+        <w:t xml:space="preserve">, </w:t>
+      </w:r>
+      <w:r>
+        <w:rPr>
+          <w:b w:val="0"/>
+          <w:sz w:val="20"/>
+          <w:szCs w:val="20"/>
+          <w:lang w:val="uk-UA"/>
+        </w:rPr>
+        <w:t>що діє на підставі</w:t>
+      </w:r>
       <w:r>
         <w:rPr>
           <w:b w:val="0"/>
@@ -649,8 +553,8 @@
             <w:szCs w:val="18"/>
             <w:lang w:val="uk-UA"/>
           </w:rPr>
-          <w:alias w:val="СstPersonReason"/>
-          <w:tag w:val="СstPersonReason"/>
+          <w:alias w:val="CstPersonReason"/>
+          <w:tag w:val="CstPersonReason"/>
           <w:id w:val="-659222701"/>
           <w:placeholder>
             <w:docPart w:val="DefaultPlaceholder_-1854013440"/>
@@ -1884,6 +1788,15 @@
       </w:sdt>
       <w:r>
         <w:rPr>
+          <w:sz w:val="20"/>
+          <w:szCs w:val="20"/>
+        </w:rPr>
+        <w:t xml:space="preserve"> </w:t>
+      </w:r>
+      <w:bookmarkStart w:id="9" w:name="_GoBack"/>
+      <w:bookmarkEnd w:id="9"/>
+      <w:r>
+        <w:rPr>
           <w:sz w:val="18"/>
           <w:szCs w:val="18"/>
           <w:lang w:val="uk-UA"/>
@@ -2202,7 +2115,7 @@
         </w:rPr>
         <w:t>2.5. Користувач зобов’язується вести точний облік творів та їх авторів і не пізніше 20-ого числа після закінчення кожного</w:t>
       </w:r>
-      <w:bookmarkStart w:id="9" w:name="_Hlk516488927"/>
+      <w:bookmarkStart w:id="10" w:name="_Hlk516488927"/>
       <w:sdt>
         <w:sdtPr>
           <w:rPr>
@@ -2234,7 +2147,7 @@
           </w:r>
         </w:sdtContent>
       </w:sdt>
-      <w:bookmarkEnd w:id="9"/>
+      <w:bookmarkEnd w:id="10"/>
       <w:r>
         <w:rPr>
           <w:b/>
@@ -4288,7 +4201,7 @@
         </w:rPr>
         <w:t xml:space="preserve">о </w:t>
       </w:r>
-      <w:bookmarkStart w:id="10" w:name="_Hlk516488944"/>
+      <w:bookmarkStart w:id="11" w:name="_Hlk516488944"/>
       <w:sdt>
         <w:sdtPr>
           <w:rPr>
@@ -4296,8 +4209,8 @@
             <w:sz w:val="20"/>
             <w:szCs w:val="20"/>
           </w:rPr>
-          <w:alias w:val="docDateEndC"/>
-          <w:tag w:val="docDateEndC"/>
+          <w:alias w:val="docDateEnd"/>
+          <w:tag w:val="docDateEnd"/>
           <w:id w:val="-1911142162"/>
           <w:placeholder>
             <w:docPart w:val="DefaultPlaceholder_-1854013440"/>
@@ -4317,7 +4230,7 @@
           </w:r>
         </w:sdtContent>
       </w:sdt>
-      <w:bookmarkEnd w:id="10"/>
+      <w:bookmarkEnd w:id="11"/>
       <w:r>
         <w:rPr>
           <w:sz w:val="20"/>
@@ -4349,7 +4262,7 @@
         </w:rPr>
         <w:t xml:space="preserve">жу авторської винагороди за попередній рік на </w:t>
       </w:r>
-      <w:bookmarkStart w:id="11" w:name="_Hlk516488960"/>
+      <w:bookmarkStart w:id="12" w:name="_Hlk516488960"/>
       <w:sdt>
         <w:sdtPr>
           <w:rPr>
@@ -4421,7 +4334,7 @@
         </w:rPr>
         <w:t>)</w:t>
       </w:r>
-      <w:bookmarkEnd w:id="11"/>
+      <w:bookmarkEnd w:id="12"/>
       <w:r>
         <w:rPr>
           <w:sz w:val="20"/>
@@ -20600,8 +20513,10 @@
     <w:rsid w:val="00566A84"/>
     <w:rsid w:val="005F017A"/>
     <w:rsid w:val="0085090D"/>
+    <w:rsid w:val="0099792B"/>
     <w:rsid w:val="00B56382"/>
     <w:rsid w:val="00BD39AA"/>
+    <w:rsid w:val="00D2748C"/>
     <w:rsid w:val="00E37123"/>
   </w:rsids>
   <m:mathPr>
@@ -21374,7 +21289,7 @@
 </file>
 
 <file path=customXml/itemProps1.xml><?xml version="1.0" encoding="utf-8"?>
-<ds:datastoreItem xmlns:ds="http://schemas.openxmlformats.org/officeDocument/2006/customXml" ds:itemID="{BFC7A482-82E3-4D2A-B145-C03A173D3AEB}">
+<ds:datastoreItem xmlns:ds="http://schemas.openxmlformats.org/officeDocument/2006/customXml" ds:itemID="{4459DA9E-B262-4624-954B-F31C4CF1B56B}">
   <ds:schemaRefs>
     <ds:schemaRef ds:uri="http://schemas.openxmlformats.org/officeDocument/2006/bibliography"/>
   </ds:schemaRefs>
